--- a/Materna_TH_20261007_mth25_wt_commit.docx
+++ b/Materna_TH_20261007_mth25_wt_commit.docx
@@ -6597,7 +6597,7 @@
                 </mc:Choice>
                 <mc:Fallback>
                   <w:pict>
-                    <v:line w14:anchorId="10FA2CFB" id="Gerader Verbinder 4" o:spid="_x0000_s1026" alt="&quot;&quot;" style="position:absolute;z-index:251904000;visibility:visible;mso-wrap-style:square;mso-width-percent:0;mso-height-percent:0;mso-wrap-distance-left:9pt;mso-wrap-distance-top:0;mso-wrap-distance-right:9pt;mso-wrap-distance-bottom:0;mso-position-horizontal:absolute;mso-position-horizontal-relative:text;mso-position-vertical:absolute;mso-position-vertical-relative:text;mso-width-percent:0;mso-height-percent:0;mso-width-relative:margin;mso-height-relative:margin" from="-2.5pt,4.75pt" to="448.2pt,4.75pt" o:gfxdata="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" strokecolor="#131819 [3213]"/>
+                    <v:line w14:anchorId="30D5A6C9" id="Gerader Verbinder 4" o:spid="_x0000_s1026" alt="&quot;&quot;" style="position:absolute;z-index:251904000;visibility:visible;mso-wrap-style:square;mso-width-percent:0;mso-height-percent:0;mso-wrap-distance-left:9pt;mso-wrap-distance-top:0;mso-wrap-distance-right:9pt;mso-wrap-distance-bottom:0;mso-position-horizontal:absolute;mso-position-horizontal-relative:text;mso-position-vertical:absolute;mso-position-vertical-relative:text;mso-width-percent:0;mso-height-percent:0;mso-width-relative:margin;mso-height-relative:margin" from="-2.5pt,4.75pt" to="448.2pt,4.75pt" o:gfxdata="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" strokecolor="#131819 [3213]"/>
                   </w:pict>
                 </mc:Fallback>
               </mc:AlternateContent>
@@ -7128,7 +7128,7 @@
                 </mc:Choice>
                 <mc:Fallback>
                   <w:pict>
-                    <v:line w14:anchorId="3701D8C2" id="Gerader Verbinder 1067082792" o:spid="_x0000_s1026" alt="&quot;&quot;" style="position:absolute;z-index:251905024;visibility:visible;mso-wrap-style:square;mso-width-percent:0;mso-height-percent:0;mso-wrap-distance-left:9pt;mso-wrap-distance-top:0;mso-wrap-distance-right:9pt;mso-wrap-distance-bottom:0;mso-position-horizontal:absolute;mso-position-horizontal-relative:text;mso-position-vertical:absolute;mso-position-vertical-relative:text;mso-width-percent:0;mso-height-percent:0;mso-width-relative:margin;mso-height-relative:margin" from="-139.75pt,2.6pt" to="310.95pt,2.6pt" o:gfxdata="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" strokecolor="#131819 [3213]"/>
+                    <v:line w14:anchorId="2DF8E54B" id="Gerader Verbinder 1067082792" o:spid="_x0000_s1026" alt="&quot;&quot;" style="position:absolute;z-index:251905024;visibility:visible;mso-wrap-style:square;mso-width-percent:0;mso-height-percent:0;mso-wrap-distance-left:9pt;mso-wrap-distance-top:0;mso-wrap-distance-right:9pt;mso-wrap-distance-bottom:0;mso-position-horizontal:absolute;mso-position-horizontal-relative:text;mso-position-vertical:absolute;mso-position-vertical-relative:text;mso-width-percent:0;mso-height-percent:0;mso-width-relative:margin;mso-height-relative:margin" from="-139.75pt,2.6pt" to="310.95pt,2.6pt" o:gfxdata="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" strokecolor="#131819 [3213]"/>
                   </w:pict>
                 </mc:Fallback>
               </mc:AlternateContent>
@@ -10962,7 +10962,13 @@
         </w:rPr>
       </w:pPr>
       <w:r>
-        <w:t>{#test_object_results_EN_10_intro}</w:t>
+        <w:t>{#test_object_results_EN_10_</w:t>
+      </w:r>
+      <w:r>
+        <w:t>0_</w:t>
+      </w:r>
+      <w:r>
+        <w:t>intro}</w:t>
       </w:r>
     </w:p>
     <w:p>
@@ -11179,7 +11185,13 @@
         </w:rPr>
       </w:pPr>
       <w:r>
-        <w:t>{/test_object_results_EN_10_intro}</w:t>
+        <w:t>{/test_object_results_EN_10_</w:t>
+      </w:r>
+      <w:r>
+        <w:t>0_</w:t>
+      </w:r>
+      <w:r>
+        <w:t>intro}</w:t>
       </w:r>
     </w:p>
     <w:tbl>
@@ -21767,8 +21779,8 @@
         <w:tblLook w:val="0480" w:firstRow="0" w:lastRow="0" w:firstColumn="1" w:lastColumn="0" w:noHBand="0" w:noVBand="1"/>
       </w:tblPr>
       <w:tblGrid>
-        <w:gridCol w:w="6224"/>
-        <w:gridCol w:w="2836"/>
+        <w:gridCol w:w="5557"/>
+        <w:gridCol w:w="3503"/>
       </w:tblGrid>
       <w:tr>
         <w:trPr>
@@ -21822,11 +21834,58 @@
           </w:tcPr>
           <w:p>
             <w:pPr>
+              <w:pStyle w:val="Bodytext"/>
+              <w:spacing w:after="0"/>
+              <w:jc w:val="center"/>
+            </w:pPr>
+            <w:r>
+              <w:t>{#test_object_results_000_00</w:t>
+            </w:r>
+            <w:r>
+              <w:t>0</w:t>
+            </w:r>
+            <w:r>
+              <w:t>}</w:t>
+            </w:r>
+          </w:p>
+          <w:p>
+            <w:pPr>
+              <w:pStyle w:val="Bodytext"/>
+              <w:spacing w:after="0"/>
+              <w:jc w:val="center"/>
+            </w:pPr>
+            <w:r>
+              <w:t>{#has_description}</w:t>
+            </w:r>
+          </w:p>
+          <w:p>
+            <w:pPr>
+              <w:pStyle w:val="Bodytext"/>
+              <w:spacing w:after="0"/>
+              <w:jc w:val="center"/>
+            </w:pPr>
+            <w:r>
+              <w:t>{~~description}</w:t>
+            </w:r>
+          </w:p>
+          <w:p>
+            <w:pPr>
+              <w:pStyle w:val="Bodytext"/>
+              <w:spacing w:after="0"/>
+              <w:jc w:val="center"/>
+            </w:pPr>
+            <w:r>
+              <w:t>{/has_description}</w:t>
+            </w:r>
+          </w:p>
+          <w:p>
+            <w:pPr>
               <w:widowControl w:val="0"/>
               <w:autoSpaceDE w:val="0"/>
               <w:autoSpaceDN w:val="0"/>
               <w:adjustRightInd w:val="0"/>
               <w:spacing w:before="60" w:after="0" w:line="288" w:lineRule="auto"/>
+              <w:jc w:val="center"/>
               <w:textAlignment w:val="center"/>
               <w:rPr>
                 <w:rFonts w:eastAsiaTheme="minorHAnsi" w:cs="ArialMT"/>
@@ -21837,74 +21896,13 @@
               </w:rPr>
             </w:pPr>
             <w:r>
-              <w:rPr>
-                <w:rFonts w:eastAsiaTheme="minorHAnsi" w:cs="ArialMT"/>
-                <w:bCs w:val="0"/>
-                <w:snapToGrid/>
-                <w:color w:val="000000"/>
-                <w:szCs w:val="20"/>
-                <w:lang w:eastAsia="en-US"/>
-              </w:rPr>
-              <w:t>TFM</w:t>
-            </w:r>
-            <w:commentRangeStart w:id="404"/>
-            <w:r>
-              <w:rPr>
-                <w:rFonts w:eastAsiaTheme="minorHAnsi" w:cs="ArialMT"/>
-                <w:bCs w:val="0"/>
-                <w:snapToGrid/>
-                <w:color w:val="000000"/>
-                <w:szCs w:val="20"/>
-                <w:lang w:eastAsia="en-US"/>
-              </w:rPr>
-              <w:t>-x</w:t>
+              <w:t>{/test_object_results_000_00</w:t>
             </w:r>
             <w:r>
-              <w:rPr>
-                <w:rFonts w:eastAsiaTheme="minorHAnsi" w:cs="ArialMT"/>
-                <w:bCs w:val="0"/>
-                <w:snapToGrid/>
-                <w:color w:val="000000"/>
-                <w:szCs w:val="20"/>
-                <w:lang w:eastAsia="en-US"/>
-              </w:rPr>
-              <w:t>x</w:t>
+              <w:t>0</w:t>
             </w:r>
             <w:r>
-              <w:rPr>
-                <w:rFonts w:eastAsiaTheme="minorHAnsi" w:cs="ArialMT"/>
-                <w:bCs w:val="0"/>
-                <w:snapToGrid/>
-                <w:color w:val="000000"/>
-                <w:szCs w:val="20"/>
-                <w:lang w:eastAsia="en-US"/>
-              </w:rPr>
-              <w:t>xx-</w:t>
-            </w:r>
-            <w:commentRangeEnd w:id="404"/>
-            <w:r>
-              <w:rPr>
-                <w:rStyle w:val="Kommentarzeichen"/>
-                <w:rFonts w:eastAsiaTheme="minorHAnsi" w:cs="ArialMT"/>
-                <w:bCs w:val="0"/>
-                <w:snapToGrid/>
-                <w:color w:val="000000"/>
-                <w:sz w:val="24"/>
-                <w:szCs w:val="20"/>
-                <w:lang w:eastAsia="en-US"/>
-              </w:rPr>
-              <w:commentReference w:id="404"/>
-            </w:r>
-            <w:r>
-              <w:rPr>
-                <w:rFonts w:eastAsiaTheme="minorHAnsi" w:cs="ArialMT"/>
-                <w:bCs w:val="0"/>
-                <w:snapToGrid/>
-                <w:color w:val="000000"/>
-                <w:szCs w:val="20"/>
-                <w:lang w:eastAsia="en-US"/>
-              </w:rPr>
-              <w:t>xxxx</w:t>
+              <w:t>}</w:t>
             </w:r>
           </w:p>
         </w:tc>
@@ -21933,22 +21931,11 @@
                 <w:bCs w:val="0"/>
               </w:rPr>
             </w:pPr>
-            <w:commentRangeStart w:id="405"/>
             <w:r>
               <w:rPr>
                 <w:bCs w:val="0"/>
               </w:rPr>
               <w:t>Datum der Prüfung:</w:t>
-            </w:r>
-            <w:commentRangeEnd w:id="405"/>
-            <w:r>
-              <w:rPr>
-                <w:rStyle w:val="Kommentarzeichen"/>
-                <w:bCs w:val="0"/>
-                <w:sz w:val="24"/>
-                <w:szCs w:val="24"/>
-              </w:rPr>
-              <w:commentReference w:id="405"/>
             </w:r>
           </w:p>
         </w:tc>
@@ -21966,11 +21953,52 @@
           </w:tcPr>
           <w:p>
             <w:pPr>
+              <w:pStyle w:val="Bodytext"/>
+              <w:spacing w:after="0"/>
+              <w:jc w:val="center"/>
+            </w:pPr>
+            <w:r>
+              <w:t>{#test_object_results_000_006}</w:t>
+            </w:r>
+          </w:p>
+          <w:p>
+            <w:pPr>
+              <w:pStyle w:val="Bodytext"/>
+              <w:spacing w:after="0"/>
+              <w:jc w:val="center"/>
+            </w:pPr>
+            <w:r>
+              <w:t>{#has_description}</w:t>
+            </w:r>
+          </w:p>
+          <w:p>
+            <w:pPr>
+              <w:pStyle w:val="Bodytext"/>
+              <w:spacing w:after="0"/>
+              <w:jc w:val="center"/>
+            </w:pPr>
+            <w:r>
+              <w:t>{~~description}</w:t>
+            </w:r>
+          </w:p>
+          <w:p>
+            <w:pPr>
+              <w:pStyle w:val="Bodytext"/>
+              <w:spacing w:after="0"/>
+              <w:jc w:val="center"/>
+            </w:pPr>
+            <w:r>
+              <w:t>{/has_description}</w:t>
+            </w:r>
+          </w:p>
+          <w:p>
+            <w:pPr>
               <w:widowControl w:val="0"/>
               <w:autoSpaceDE w:val="0"/>
               <w:autoSpaceDN w:val="0"/>
               <w:adjustRightInd w:val="0"/>
               <w:spacing w:before="60" w:after="0" w:line="288" w:lineRule="auto"/>
+              <w:jc w:val="center"/>
               <w:textAlignment w:val="center"/>
               <w:rPr>
                 <w:rFonts w:eastAsiaTheme="minorHAnsi" w:cs="ArialMT"/>
@@ -21981,6 +22009,9 @@
                 <w:lang w:eastAsia="en-US"/>
               </w:rPr>
             </w:pPr>
+            <w:r>
+              <w:t>{/test_object_results_000_006}</w:t>
+            </w:r>
           </w:p>
         </w:tc>
       </w:tr>
@@ -22792,6 +22823,7 @@
                 <w:b/>
                 <w:bCs w:val="0"/>
               </w:rPr>
+              <w:lastRenderedPageBreak/>
               <w:t>Zusätzliche Barrierefreiheitstools (vorhanden)</w:t>
             </w:r>
           </w:p>
@@ -23070,9 +23102,9 @@
           <w:noProof/>
         </w:rPr>
       </w:pPr>
-      <w:bookmarkStart w:id="406" w:name="_Sonstige_Auffälligkeiten_2"/>
-      <w:bookmarkStart w:id="407" w:name="_Toc216953290"/>
-      <w:bookmarkEnd w:id="406"/>
+      <w:bookmarkStart w:id="404" w:name="_Sonstige_Auffälligkeiten_2"/>
+      <w:bookmarkStart w:id="405" w:name="_Toc216953290"/>
+      <w:bookmarkEnd w:id="404"/>
       <w:r>
         <w:rPr>
           <w:noProof/>
@@ -23080,7 +23112,7 @@
         <w:lastRenderedPageBreak/>
         <w:t>Sonstige Auffälligkeiten</w:t>
       </w:r>
-      <w:bookmarkEnd w:id="407"/>
+      <w:bookmarkEnd w:id="405"/>
     </w:p>
     <w:p>
       <w:pPr>
@@ -23097,9 +23129,9 @@
           <w:noProof/>
         </w:rPr>
       </w:pPr>
-      <w:bookmarkStart w:id="408" w:name="_Glossar_1"/>
-      <w:bookmarkStart w:id="409" w:name="_Toc216953291"/>
-      <w:bookmarkEnd w:id="408"/>
+      <w:bookmarkStart w:id="406" w:name="_Glossar_1"/>
+      <w:bookmarkStart w:id="407" w:name="_Toc216953291"/>
+      <w:bookmarkEnd w:id="406"/>
       <w:r>
         <w:rPr>
           <w:noProof/>
@@ -23107,7 +23139,7 @@
         <w:lastRenderedPageBreak/>
         <w:t>Glossar</w:t>
       </w:r>
-      <w:bookmarkEnd w:id="409"/>
+      <w:bookmarkEnd w:id="407"/>
     </w:p>
     <w:p>
       <w:pPr>
@@ -24271,9 +24303,9 @@
           <w:noProof/>
         </w:rPr>
       </w:pPr>
-      <w:bookmarkStart w:id="410" w:name="_Toc76556423"/>
-      <w:bookmarkStart w:id="411" w:name="_Toc103720198"/>
-      <w:bookmarkStart w:id="412" w:name="_Toc216953292"/>
+      <w:bookmarkStart w:id="408" w:name="_Toc76556423"/>
+      <w:bookmarkStart w:id="409" w:name="_Toc103720198"/>
+      <w:bookmarkStart w:id="410" w:name="_Toc216953292"/>
       <w:r>
         <w:rPr>
           <w:noProof/>
@@ -24281,9 +24313,9 @@
         <w:lastRenderedPageBreak/>
         <w:t>Kontakt und Verantwortlichkeiten</w:t>
       </w:r>
+      <w:bookmarkEnd w:id="408"/>
+      <w:bookmarkEnd w:id="409"/>
       <w:bookmarkEnd w:id="410"/>
-      <w:bookmarkEnd w:id="411"/>
-      <w:bookmarkEnd w:id="412"/>
     </w:p>
     <w:p>
       <w:pPr>
@@ -25765,49 +25797,6 @@
       </w:r>
     </w:p>
   </w:comment>
-  <w:comment w:id="404" w:author="Neumann, Silke" w:date="2025-01-23T16:39:00Z" w:initials="SN">
-    <w:p>
-      <w:pPr>
-        <w:pStyle w:val="Kommentartext"/>
-        <w:jc w:val="left"/>
-      </w:pPr>
-      <w:r>
-        <w:rPr>
-          <w:rStyle w:val="Kommentarzeichen"/>
-        </w:rPr>
-        <w:annotationRef/>
-      </w:r>
-      <w:r>
-        <w:rPr>
-          <w:color w:val="131819"/>
-        </w:rPr>
-        <w:t xml:space="preserve">Bitte dem Jira-Ticket, aus der Zusammenfassung entnehmen und hier eintragen. </w:t>
-      </w:r>
-      <w:r>
-        <w:rPr>
-          <w:color w:val="131819"/>
-        </w:rPr>
-        <w:br/>
-      </w:r>
-    </w:p>
-  </w:comment>
-  <w:comment w:id="405" w:author="Passarge, Philipp" w:date="2025-12-11T11:50:00Z" w:initials="PP">
-    <w:p>
-      <w:pPr>
-        <w:pStyle w:val="Kommentartext"/>
-        <w:jc w:val="left"/>
-      </w:pPr>
-      <w:r>
-        <w:rPr>
-          <w:rStyle w:val="Kommentarzeichen"/>
-        </w:rPr>
-        <w:annotationRef/>
-      </w:r>
-      <w:r>
-        <w:t>Bitte das Datum des Prüfungsbeginns eintragen</w:t>
-      </w:r>
-    </w:p>
-  </w:comment>
 </w:comments>
 </file>
 
@@ -25824,8 +25813,6 @@
   <w15:commentEx w15:paraId="7F2DD1E5" w15:done="0"/>
   <w15:commentEx w15:paraId="23C96788" w15:done="0"/>
   <w15:commentEx w15:paraId="793AE5BF" w15:done="0"/>
-  <w15:commentEx w15:paraId="638CD921" w15:done="0"/>
-  <w15:commentEx w15:paraId="2D72B3DC" w15:done="0"/>
 </w15:commentsEx>
 </file>
 
@@ -25842,8 +25829,6 @@
   <w16cex:commentExtensible w16cex:durableId="38F69B5A" w16cex:dateUtc="2024-04-15T14:18:00Z"/>
   <w16cex:commentExtensible w16cex:durableId="4861E06F" w16cex:dateUtc="2025-01-03T16:52:00Z"/>
   <w16cex:commentExtensible w16cex:durableId="4DA973B0" w16cex:dateUtc="2025-01-22T10:23:00Z"/>
-  <w16cex:commentExtensible w16cex:durableId="5FFC17A4" w16cex:dateUtc="2025-01-23T15:39:00Z"/>
-  <w16cex:commentExtensible w16cex:durableId="2004431A" w16cex:dateUtc="2025-12-11T10:50:00Z"/>
 </w16cex:commentsExtensible>
 </file>
 
@@ -25860,8 +25845,6 @@
   <w16cid:commentId w16cid:paraId="7F2DD1E5" w16cid:durableId="38F69B5A"/>
   <w16cid:commentId w16cid:paraId="23C96788" w16cid:durableId="4861E06F"/>
   <w16cid:commentId w16cid:paraId="793AE5BF" w16cid:durableId="4DA973B0"/>
-  <w16cid:commentId w16cid:paraId="638CD921" w16cid:durableId="5FFC17A4"/>
-  <w16cid:commentId w16cid:paraId="2D72B3DC" w16cid:durableId="2004431A"/>
 </w16cid:commentsIds>
 </file>
 
@@ -34581,9 +34564,6 @@
   <w15:person w15:author="Neumann, Silke">
     <w15:presenceInfo w15:providerId="AD" w15:userId="S::silke.neumann@materna.group::4f026b0e-841f-4512-a196-37cd8dc99e77"/>
   </w15:person>
-  <w15:person w15:author="Passarge, Philipp">
-    <w15:presenceInfo w15:providerId="AD" w15:userId="S::philipp.passarge@materna.group::1a22a54d-1017-4e8c-8d77-398f06e67225"/>
-  </w15:person>
 </w15:people>
 </file>
 
@@ -35206,7 +35186,6 @@
   <w:style w:type="character" w:default="1" w:styleId="Absatz-Standardschriftart">
     <w:name w:val="Default Paragraph Font"/>
     <w:uiPriority w:val="1"/>
-    <w:semiHidden/>
     <w:unhideWhenUsed/>
   </w:style>
   <w:style w:type="table" w:default="1" w:styleId="NormaleTabelle">
